--- a/05_Submission/manuscript.docx
+++ b/05_Submission/manuscript.docx
@@ -2,13 +2,13 @@
 <file path=word/document.xml><?xml version="1.0" encoding="utf-8"?>
 <w:document xmlns:w="http://schemas.openxmlformats.org/wordprocessingml/2006/main" xmlns:m="http://schemas.openxmlformats.org/officeDocument/2006/math" xmlns:r="http://schemas.openxmlformats.org/officeDocument/2006/relationships" xmlns:o="urn:schemas-microsoft-com:office:office" xmlns:v="urn:schemas-microsoft-com:vml" xmlns:w10="urn:schemas-microsoft-com:office:word" xmlns:a="http://schemas.openxmlformats.org/drawingml/2006/main" xmlns:pic="http://schemas.openxmlformats.org/drawingml/2006/picture" xmlns:wp="http://schemas.openxmlformats.org/drawingml/2006/wordprocessingDrawing">
   <w:body>
-    <w:bookmarkStart w:id="35" w:name="X3a9378a92cba5af24b7637ec435cf0589bd8fbc"/>
+    <w:bookmarkStart w:id="37" w:name="Xa30f780339278dc9ba28caf6c71d325c73c68dd"/>
     <w:p>
       <w:pPr>
         <w:pStyle w:val="Heading1"/>
       </w:pPr>
       <w:r>
-        <w:t>Segmental Versus Major Hepatectomy in Elderly Hepatobiliary Cancer: Comparable Survival but Sensitive to Confounding — A SEER Analysis With E-Value</w:t>
+        <w:t xml:space="preserve">Segmental Versus Major Hepatectomy in Elderly Hepatobiliary Cancer: Comparable Survival but Sensitive to Confounding — A SEER Analysis With E-Value</w:t>
       </w:r>
     </w:p>
     <w:p>
@@ -266,7 +266,7 @@
         <w:t xml:space="preserve">Running head</w:t>
       </w:r>
       <w:r>
-        <w:t>: Segmental Versus Major Hepatectomy in Elderly Hepatobiliary Cancer</w:t>
+        <w:t xml:space="preserve">: Segmental Versus Major Hepatectomy in Elderly Hepatobiliary Cancer</w:t>
       </w:r>
     </w:p>
     <w:p>
@@ -296,7 +296,7 @@
         <w:t xml:space="preserve">Word count</w:t>
       </w:r>
       <w:r>
-        <w:t xml:space="preserve">: Abstract 249 | Text ~2,600 | Figures 6 | Tables 3 | References 25</w:t>
+        <w:t xml:space="preserve">: Abstract 249 | Text ~3,500 | Figures 5 | Tables 3 | References 40</w:t>
       </w:r>
     </w:p>
     <w:p>
@@ -327,7 +327,7 @@
         <w:t xml:space="preserve">Importance</w:t>
       </w:r>
       <w:r>
-        <w:t xml:space="preserve">: The survival benefit of surgical resection in elderly hepatobiliary cancer is well-established, but whether segmental/wedge resection offers comparable outcomes to major hepatectomy across both HCC and intrahepatic cholangiocarcinoma (ICC) is unknown.</w:t>
+        <w:t xml:space="preserve">: Whether segmental/wedge resection provides survival outcomes comparable to major hepatectomy in elderly patients with hepatobiliary cancer is unknown, yet the answer directly affects surgical decision-making in a rapidly aging population.</w:t>
       </w:r>
     </w:p>
     <w:p>
@@ -342,7 +342,7 @@
         <w:t xml:space="preserve">Objective</w:t>
       </w:r>
       <w:r>
-        <w:t xml:space="preserve">: To quantify the survival benefit of surgical resection and compare outcomes by extent of resection.</w:t>
+        <w:t xml:space="preserve">: To compare cancer-specific survival between segmental and major hepatectomy in patients aged 65 years or older with hepatocellular carcinoma (HCC) or intrahepatic cholangiocarcinoma (ICC).</w:t>
       </w:r>
     </w:p>
     <w:p>
@@ -357,7 +357,7 @@
         <w:t xml:space="preserve">Design, Setting, and Participants</w:t>
       </w:r>
       <w:r>
-        <w:t xml:space="preserve">: Population-based cohort study using SEER 18-registry data (2004–2022), with external validation on TCGA-LIHC and ICGC-LIRI-JP. Participants were 76,110 patients aged ≥65 with histologically confirmed hepatobiliary malignancy.</w:t>
+        <w:t xml:space="preserve">: Population-based cohort study using the SEER 18-registry database (2004–2022) with external validation on TCGA-LIHC and ICGC-LIRI-JP. Participants were 76,110 patients aged ≥65 years with histologically confirmed hepatobiliary malignancy. Data were analyzed from April to June 2026.</w:t>
       </w:r>
     </w:p>
     <w:p>
@@ -372,7 +372,7 @@
         <w:t xml:space="preserve">Exposures</w:t>
       </w:r>
       <w:r>
-        <w:t xml:space="preserve">: Five surgical categories: none, local destruction, segmental/wedge resection, larger resection (lobectomy/extended lobectomy), and liver transplantation.</w:t>
+        <w:t xml:space="preserve">: Five surgical categories — none, local destruction, segmental/wedge resection, lobectomy/extended lobectomy, and liver transplantation.</w:t>
       </w:r>
     </w:p>
     <w:p>
@@ -387,7 +387,7 @@
         <w:t xml:space="preserve">Main Outcomes and Measures</w:t>
       </w:r>
       <w:r>
-        <w:t xml:space="preserve">: Cancer-specific survival. Multivariate Cox regression with propensity score matching, E-value analysis, and a 4-model machine learning ensemble.</w:t>
+        <w:t xml:space="preserve">: Cancer-specific survival. Multivariable Cox regression with propensity score matching (PSM) and E-value analysis for unmeasured confounding.</w:t>
       </w:r>
     </w:p>
     <w:p>
@@ -402,7 +402,7 @@
         <w:t xml:space="preserve">Results</w:t>
       </w:r>
       <w:r>
-        <w:t xml:space="preserve">: Surgical resection was strongly protective versus no surgery (PSM-adjusted HR 0.35; 95% CI 0.33–0.37; E-value 5.2). Within the surgical subgroup, segmental resection (HR 0.23; 95% CI 0.22–0.25) and larger resection (HR 0.24; 95% CI 0.22–0.27) showed similar adjusted survival. However, this within-surgery comparison is observational and susceptible to confounding (E-value ~1.3); liver function, tumor anatomy, and performance status — absent from SEER — could plausibly account for the observed similarity. The surgery × cancer type interaction was not significant (p=0.206). Median OS ranged from 4 months (non-surgery) to 42 months (transplant). The 4-model ensemble achieved C-index 0.756 internally. External validation was limited: TCGA-LIHC C-index 0.595 (95% CI 0.536–0.654); ICGC-LIRI-JP C-index 0.547 (95% CI 0.486–0.608), essentially chance-level.</w:t>
+        <w:t xml:space="preserve">: Among 76,110 patients (median age 74 years; IQR 68–80; 65.4% male), 59,821 (78.6%) received no surgery and 16,289 (21.4%) underwent surgical intervention. Surgical resection was strongly associated with improved survival vs no surgery (PSM-adjusted HR 0.35; 95% CI 0.33–0.37; E-value 5.2). Compared with no surgery, segmental resection (HR 0.23; 95% CI 0.22–0.25) and larger resection (HR 0.24; 95% CI 0.22–0.27) showed similar adjusted survival. However, this within-surgery comparison is observational and susceptible to unmeasured confounding (E-value approximately 1.3); liver function, tumor anatomy, and performance status — unavailable in SEER — could plausibly account for the observed similarity. The surgery × cancer type interaction was not significant (P = 0.206). External validation showed limited discrimination: TCGA-LIHC C-index 0.595 (95% CI 0.536–0.654); ICGC-LIRI-JP C-index 0.547 (95% CI 0.486–0.608), underscoring the need for population-specific model recalibration.</w:t>
       </w:r>
     </w:p>
     <w:p>
@@ -417,7 +417,7 @@
         <w:t xml:space="preserve">Conclusions and Relevance</w:t>
       </w:r>
       <w:r>
-        <w:t xml:space="preserve">: Surgical resection confers a robust survival benefit in elderly hepatobiliary cancer patients. The comparison between segmental and larger resection is observational and sensitive to unmeasured confounding; these findings should be interpreted as hypothesis-generating rather than evidence of equivalence.</w:t>
+        <w:t xml:space="preserve">: Surgical resection is associated with a robust survival benefit in elderly hepatobiliary cancer patients. The observational comparison between segmental and major resection shows similar adjusted survival but is sensitive to unmeasured confounding. These findings should be interpreted as hypothesis-generating; prospective studies with granular clinical data are needed to guide resection extent in this population.</w:t>
       </w:r>
     </w:p>
     <w:p>
@@ -492,7 +492,7 @@
         <w:pStyle w:val="FirstParagraph"/>
       </w:pPr>
       <w:r>
-        <w:t xml:space="preserve">The SEER Research Plus Data (November 2024 submission) was queried for patients with hepatobiliary cancer (primary site: liver C22.0 or intrahepatic bile duct C22.1) diagnosed between January 1, 2004 and December 31, 2022. SEER covers approximately 28% of the US population across 18 registries [8]. Inclusion criteria were: (1) age ≥65 years at diagnosis; (2) histologically confirmed hepatobiliary malignancy (ICD-O-3: 8170–8175, 8180 for HCC; 8160–8162 for ICC); (3) known AJCC stage and survival data; and (4) complete data on key covariates (age, sex, marital status, race, stage, grade, cancer type, surgery, chemotherapy, radiation, cirrhosis, tumor size). Of 171,286 records, 76,110 (44.4%) met inclusion criteria; exclusions included age &lt;18 (n=1,399), missing survival data (n=5,504), age &lt;65 (n=87,773), and incomplete covariate data (n=500). A comparison of included versus excluded patients on available demographics is provided (eTable 10). Patients with other hepatobiliary histologies (n=6,981; 9.2%) including combined HCC-ICC, hepatoblastoma, and sarcoma NOS were retained in the full cohort for primary analyses; a sensitivity analysis excluding these patients is reported (eTable 10). The study was exempt from institutional review board approval as SEER, TCGA, and ICGC data are publicly available and de-identified.</w:t>
+        <w:t xml:space="preserve">The SEER Research Plus Data (November 2024 submission) was queried for patients with hepatobiliary cancer (primary site: liver C22.0 or intrahepatic bile duct C22.1) diagnosed between January 1, 2004 and December 31, 2022. SEER covers approximately 28% of the US population across 18 registries [8]. Inclusion criteria were: (1) age ≥65 years at diagnosis; (2) histologically confirmed hepatobiliary malignancy (ICD-O-3: 8170–8175 for HCC; 8160–8162 for ICC; 8180 for combined HCC-ICC); (3) known AJCC stage and survival data; and (4) complete data on key covariates (age, sex, marital status, race, stage, grade, cancer type, surgery, chemotherapy, radiation, cirrhosis, tumor size). Of 171,286 records, 76,110 (44.4%) met inclusion criteria; exclusions included age &lt;18 (n=1,399), missing survival data (n=5,504), age &lt;65 (n=87,773), and incomplete covariate data (n=500). Patients with other hepatobiliary histologies (n=6,981; 9.2%) including combined HCC-ICC, hepatoblastoma, and sarcoma NOS were retained in the full cohort for primary analyses; a sensitivity analysis excluding these patients is reported (eTable 5). The study was exempt from institutional review board approval as SEER, TCGA, and ICGC data are publicly available and de-identified.</w:t>
       </w:r>
     </w:p>
     <w:bookmarkEnd w:id="11"/>
@@ -598,7 +598,7 @@
         <w:pStyle w:val="FirstParagraph"/>
       </w:pPr>
       <w:r>
-        <w:t xml:space="preserve">Four survival models were trained: L2-regularized Cox PH, Random Survival Forest (100 trees, min_samples_leaf=20) [11], XGBoost (survival:cox objective, max_depth=4, learning_rate=0.05) [11], and DeepSurv (3-layer MLP: 17→64→32→16→1 with ReLU activations, batch normalization, dropout=0.3, trained with the negative log partial likelihood of the Cox model; Adam optimizer, lr=1e-3, weight_decay=1e-5, batch_size=256, 200 epochs with early stopping patience=15). Models were trained using temporal split (2004–2017 train, 2018–2022 test). A 5-fold cross-validated 4-model ensemble combined Cox, RSF, XGBoost, and DeepSurv predictions via z-score standardization and equal-weight averaging of out-of-fold risk scores. Performance was assessed using Harrell’s C-index with Uno’s concordance correction [12]. Feature importance was evaluated using permutation importance and SHAP values [10]. Model calibration was assessed at 12, 36, and 60 months using time-dependent Brier scores and calibration-in-the-large [13].</w:t>
+        <w:t xml:space="preserve">Four survival models were trained: L2-regularized Cox PH, Random Survival Forest (100 trees, min_samples_leaf=20) [11], XGBoost (survival:cox objective, max_depth=4, learning_rate=0.05) [11], and DeepSurv (3-layer MLP: 17→64→32→16→1 with ReLU activations, batch normalization, dropout=0.3, trained with the negative log partial likelihood of the Cox model; Adam optimizer, lr=1e-3, weight_decay=1e-5, batch_size=256, 200 epochs with early stopping patience=15). Models were trained using temporal split (2004–2017 train, 2018–2022 test). A 5-fold cross-validated 4-model ensemble combined Cox, RSF, XGBoost, and DeepSurv predictions via z-score standardization and equal-weight averaging of out-of-fold risk scores. Performance was assessed using Harrell’s C-index with Uno’s concordance correction [12]. Feature importance was evaluated using permutation importance and SHAP values [10]. Model calibration was assessed at 12, 36, and 60 months using time-dependent Brier scores and calibration-in-the-large [13] (eTable 7).</w:t>
       </w:r>
     </w:p>
     <w:bookmarkEnd w:id="16"/>
@@ -676,7 +676,7 @@
     </w:p>
     <w:bookmarkEnd w:id="19"/>
     <w:bookmarkEnd w:id="20"/>
-    <w:bookmarkStart w:id="29" w:name="results"/>
+    <w:bookmarkStart w:id="30" w:name="results"/>
     <w:p>
       <w:pPr>
         <w:pStyle w:val="Heading2"/>
@@ -868,7 +868,7 @@
           <w:b/>
           <w:bCs/>
         </w:rPr>
-        <w:t xml:space="preserve">eFigure 2</w:t>
+        <w:t xml:space="preserve">eFigure 5</w:t>
       </w:r>
       <w:r>
         <w:t xml:space="preserve">). PSM-adjusted surgery HR was 0.35 (0.33–0.37).</w:t>
@@ -906,7 +906,17 @@
           <w:b/>
           <w:bCs/>
         </w:rPr>
-        <w:t xml:space="preserve">eFigure 9</w:t>
+        <w:t xml:space="preserve">eFigure 4</w:t>
+      </w:r>
+      <w:r>
+        <w:t xml:space="preserve">). SHAP feature importance analysis identified surgery_any as the dominant predictor, followed by stage_4, stage_3, age_c, and chemotherapy (</w:t>
+      </w:r>
+      <w:r>
+        <w:rPr>
+          <w:b/>
+          <w:bCs/>
+        </w:rPr>
+        <w:t xml:space="preserve">eFigure 2</w:t>
       </w:r>
       <w:r>
         <w:t xml:space="preserve">).</w:t>
@@ -925,19 +935,6 @@
           <w:bCs/>
         </w:rPr>
         <w:t xml:space="preserve">Figure 4</w:t>
-      </w:r>
-      <w:r>
-        <w:t xml:space="preserve">,</w:t>
-      </w:r>
-      <w:r>
-        <w:t xml:space="preserve"> </w:t>
-      </w:r>
-      <w:r>
-        <w:rPr>
-          <w:b/>
-          <w:bCs/>
-        </w:rPr>
-        <w:t xml:space="preserve">eFigure 5</w:t>
       </w:r>
       <w:r>
         <w:t xml:space="preserve">): TCGA-LIHC C-indices were 0.595 (95% CI 0.536–0.654, Cox), 0.567 (95% CI 0.508–0.626, RSF), 0.592 (95% CI 0.533–0.651, XGBoost). ICGC C-indices: 0.522 (95% CI 0.461–0.583, Cox), 0.551 (95% CI 0.490–0.612, RSF), 0.547 (95% CI 0.486–0.608, XGBoost). The ΔC≈0.09–0.14 gap is largely attributable to predictor range restriction: in all-surgical cohorts, surgery_any has zero variance, eliminating the model’s strongest predictor. The additional 7-point TCGA–ICGC differential (0.595 vs 0.547) likely reflects population heterogeneity: ICGC is a Japanese cohort with distinct HCC etiology (predominantly hepatitis B) and staging calibration, while TCGA is US-based and demographically closer to SEER. These findings caution that SEER-trained models require population-specific recalibration before deployment in Asian populations.</w:t>
@@ -1067,19 +1064,126 @@
           <w:b/>
           <w:bCs/>
         </w:rPr>
+        <w:t xml:space="preserve">Subgroup analyses</w:t>
+      </w:r>
+      <w:r>
+        <w:t xml:space="preserve">: The surgical benefit was consistently observed across all clinically relevant subgroups, with no significant interaction by age (P=0.42) or sex (P=0.68), while stage and chemotherapy showed significant effect modification (</w:t>
+      </w:r>
+      <w:r>
+        <w:rPr>
+          <w:b/>
+          <w:bCs/>
+        </w:rPr>
+        <w:t xml:space="preserve">eFigure 6</w:t>
+      </w:r>
+      <w:r>
+        <w:t xml:space="preserve">).</w:t>
+      </w:r>
+    </w:p>
+    <w:p>
+      <w:pPr>
+        <w:pStyle w:val="BodyText"/>
+      </w:pPr>
+      <w:r>
+        <w:rPr>
+          <w:b/>
+          <w:bCs/>
+        </w:rPr>
         <w:t xml:space="preserve">Proportional Hazards</w:t>
       </w:r>
       <w:r>
-        <w:t xml:space="preserve">: Schoenfeld residual tests detected violations for 9 of 12 covariates at α=0.05, expected given the large sample size (N=76,110). Clinically, surgery exhibits time-varying effects (early perioperative risk followed by long-term survival benefit). The landmark analysis at 12 and 24 months corroborates the time-averaged HRs. Full Schoenfeld results are provided in eTable 7.</w:t>
+        <w:t xml:space="preserve">: Schoenfeld residual tests detected violations for 9 of 12 covariates at α=0.05, expected given the large sample size (N=76,110). Clinically, surgery exhibits time-varying effects (early perioperative risk followed by long-term survival benefit). The landmark analysis at 12 and 24 months corroborates the time-averaged HRs. Full Schoenfeld results are provided in eTable 8.</w:t>
       </w:r>
     </w:p>
     <w:bookmarkEnd w:id="26"/>
-    <w:bookmarkStart w:id="27" w:name="temporal-geographic-and-frailty-analyses"/>
+    <w:bookmarkStart w:id="27" w:name="subgroup-survival-analyses"/>
     <w:p>
       <w:pPr>
         <w:pStyle w:val="Heading3"/>
       </w:pPr>
       <w:r>
+        <w:t xml:space="preserve">Subgroup Survival Analyses</w:t>
+      </w:r>
+    </w:p>
+    <w:p>
+      <w:pPr>
+        <w:pStyle w:val="FirstParagraph"/>
+      </w:pPr>
+      <w:r>
+        <w:t xml:space="preserve">Exploratory subgroup analyses examined survival differences by AFP status, chemotherapy receipt, and race, stratified by surgical treatment (</w:t>
+      </w:r>
+      <w:r>
+        <w:rPr>
+          <w:b/>
+          <w:bCs/>
+        </w:rPr>
+        <w:t xml:space="preserve">eFigure 7</w:t>
+      </w:r>
+      <w:r>
+        <w:t xml:space="preserve">). Across all subgroups, surgery was consistently associated with improved survival (log-rank p&lt;0.001 for all comparisons).</w:t>
+      </w:r>
+    </w:p>
+    <w:p>
+      <w:pPr>
+        <w:pStyle w:val="BodyText"/>
+      </w:pPr>
+      <w:r>
+        <w:t xml:space="preserve">In the AFP-stratified analysis (</w:t>
+      </w:r>
+      <w:r>
+        <w:rPr>
+          <w:b/>
+          <w:bCs/>
+        </w:rPr>
+        <w:t xml:space="preserve">eFigure 7 Panel A</w:t>
+      </w:r>
+      <w:r>
+        <w:t xml:space="preserve">), median OS among AFP-positive patients was 6 months without surgery versus 46 months with surgery; among AFP-negative patients, 16 versus 63 months. The absolute survival gain from surgery was substantial in both groups (40 and 47 months, respectively).</w:t>
+      </w:r>
+    </w:p>
+    <w:p>
+      <w:pPr>
+        <w:pStyle w:val="BodyText"/>
+      </w:pPr>
+      <w:r>
+        <w:t xml:space="preserve">In the surgery-chemotherapy analysis (</w:t>
+      </w:r>
+      <w:r>
+        <w:rPr>
+          <w:b/>
+          <w:bCs/>
+        </w:rPr>
+        <w:t xml:space="preserve">eFigure 7 Panel B</w:t>
+      </w:r>
+      <w:r>
+        <w:t xml:space="preserve">), patients receiving neither surgery nor chemotherapy had the poorest outcomes (median OS 2 months). Surgery alone provided median OS of 45 months, compared to 36 months for surgery combined with chemotherapy. Among non-surgical patients, chemotherapy was associated with improved survival (median 12 vs 2 months).</w:t>
+      </w:r>
+    </w:p>
+    <w:p>
+      <w:pPr>
+        <w:pStyle w:val="BodyText"/>
+      </w:pPr>
+      <w:r>
+        <w:t xml:space="preserve">The race-stratified analysis (</w:t>
+      </w:r>
+      <w:r>
+        <w:rPr>
+          <w:b/>
+          <w:bCs/>
+        </w:rPr>
+        <w:t xml:space="preserve">eFigure 7 Panel C</w:t>
+      </w:r>
+      <w:r>
+        <w:t xml:space="preserve">) demonstrated consistent surgical benefit across all racial groups: NHW (4 vs 38 months), NHB (5 vs 44 months), NHAPI (6 vs 55 months), and Hispanic (6 vs 39 months). NHAPI patients who underwent surgery exhibited the longest median survival (55 months).</w:t>
+      </w:r>
+    </w:p>
+    <w:bookmarkEnd w:id="27"/>
+    <w:bookmarkStart w:id="28" w:name="temporal-geographic-and-frailty-analyses"/>
+    <w:p>
+      <w:pPr>
+        <w:pStyle w:val="Heading3"/>
+      </w:pPr>
+      <w:r>
         <w:t xml:space="preserve">Temporal, Geographic, and Frailty Analyses</w:t>
       </w:r>
     </w:p>
@@ -1088,17 +1192,17 @@
         <w:pStyle w:val="FirstParagraph"/>
       </w:pPr>
       <w:r>
-        <w:t xml:space="preserve">Median OS improved from 3m (2000) to 12m (2019), dipping during COVID-19 (2020–2022: 6m;</w:t>
-      </w:r>
-      <w:r>
-        <w:t xml:space="preserve"> </w:t>
-      </w:r>
-      <w:r>
-        <w:rPr>
-          <w:b/>
-          <w:bCs/>
-        </w:rPr>
-        <w:t xml:space="preserve">eFigure 6</w:t>
+        <w:t xml:space="preserve">Median OS improved from 3m (2004) to 12m (2019), dipping during COVID-19 (2020–2022: 6m;</w:t>
+      </w:r>
+      <w:r>
+        <w:t xml:space="preserve"> </w:t>
+      </w:r>
+      <w:r>
+        <w:rPr>
+          <w:b/>
+          <w:bCs/>
+        </w:rPr>
+        <w:t xml:space="preserve">eFigure 8</w:t>
       </w:r>
       <w:r>
         <w:t xml:space="preserve">). Higher-income regions had higher surgery rates (24% vs 20%, p&lt;0.001) but all regions showed consistent parenchymal-sparing patterns (</w:t>
@@ -1126,7 +1230,7 @@
           <w:b/>
           <w:bCs/>
         </w:rPr>
-        <w:t xml:space="preserve">eFigure 7</w:t>
+        <w:t xml:space="preserve">eFigure 9</w:t>
       </w:r>
       <w:r>
         <w:t xml:space="preserve">). Frail surgical patients gained 13 months median OS over non-surgery (15m vs 2m). RCS identified the inflection point at age 86 (</w:t>
@@ -1142,8 +1246,8 @@
         <w:t xml:space="preserve">).</w:t>
       </w:r>
     </w:p>
-    <w:bookmarkEnd w:id="27"/>
-    <w:bookmarkStart w:id="28" w:name="clinical-decision-support"/>
+    <w:bookmarkEnd w:id="28"/>
+    <w:bookmarkStart w:id="29" w:name="clinical-decision-support"/>
     <w:p>
       <w:pPr>
         <w:pStyle w:val="Heading3"/>
@@ -1167,7 +1271,20 @@
         <w:t xml:space="preserve"> </w:t>
       </w:r>
       <w:r>
-        <w:t xml:space="preserve">presents the decision matrix. The HBI risk score stratified patients: low-risk (HBI&lt;−5) median OS 22m; intermediate (−5 to 0) 5m; high-risk (&gt;0) 2m (</w:t>
+        <w:t xml:space="preserve">presents the decision matrix (expanded version:</w:t>
+      </w:r>
+      <w:r>
+        <w:t xml:space="preserve"> </w:t>
+      </w:r>
+      <w:r>
+        <w:rPr>
+          <w:b/>
+          <w:bCs/>
+        </w:rPr>
+        <w:t xml:space="preserve">eTable 9</w:t>
+      </w:r>
+      <w:r>
+        <w:t xml:space="preserve">). The HBI risk score stratified patients: low-risk (HBI&lt;−5) median OS 22m; intermediate (−5 to 0) 5m; high-risk (&gt;0) 2m (</w:t>
       </w:r>
       <w:r>
         <w:rPr>
@@ -1177,17 +1294,20 @@
         <w:t xml:space="preserve">Figure 5</w:t>
       </w:r>
       <w:r>
-        <w:t xml:space="preserve">). The clinical nomogram enables individualized prediction (</w:t>
-      </w:r>
-      <w:r>
-        <w:rPr>
-          <w:b/>
-          <w:bCs/>
-        </w:rPr>
-        <w:t xml:space="preserve">Figure 6</w:t>
-      </w:r>
-      <w:r>
-        <w:t xml:space="preserve">).</w:t>
+        <w:t xml:space="preserve">). The clinical nomogram for individualized survival prediction is presented in</w:t>
+      </w:r>
+      <w:r>
+        <w:t xml:space="preserve"> </w:t>
+      </w:r>
+      <w:r>
+        <w:rPr>
+          <w:b/>
+          <w:bCs/>
+        </w:rPr>
+        <w:t xml:space="preserve">eFigure 10</w:t>
+      </w:r>
+      <w:r>
+        <w:t xml:space="preserve">.</w:t>
       </w:r>
     </w:p>
     <w:p>
@@ -1197,9 +1317,9 @@
         </w:pict>
       </w:r>
     </w:p>
-    <w:bookmarkEnd w:id="28"/>
     <w:bookmarkEnd w:id="29"/>
-    <w:bookmarkStart w:id="31" w:name="discussion"/>
+    <w:bookmarkEnd w:id="30"/>
+    <w:bookmarkStart w:id="32" w:name="discussion"/>
     <w:p>
       <w:pPr>
         <w:pStyle w:val="Heading2"/>
@@ -1213,7 +1333,7 @@
         <w:pStyle w:val="FirstParagraph"/>
       </w:pPr>
       <w:r>
-        <w:t xml:space="preserve">In this population-based analysis of 76,110 elderly hepatobiliary cancer patients, we found that any surgical resection was associated with a large survival benefit that was robust to measured confounding, PSM, and a range of sensitivity analyses. The E-value of 5.2 for the PSM-adjusted estimate indicates that an unmeasured confounder would require RR ≥5.2 to nullify the surgery-versus-none association. This finding confirms and extends prior SEER-based reports [5,6].</w:t>
+        <w:t xml:space="preserve">In this population-based analysis of 76,110 elderly patients with hepatobiliary cancer, surgical resection was associated with a large and robust survival benefit (PSM-adjusted HR 0.35; E-value 5.2). This finding confirms prior SEER-based reports [5,6] and extends them across all age bands up to 80+ years, both HCC and ICC, and all frailty strata. Zhang et al. reported nearly identical adjusted HRs for segmental (0.25) and larger resection (0.27) in 2,371 elderly HCC patients [5]; our analysis of 76,110 patients reproduces this pattern (0.23 vs 0.24) while extending it to ICC. The E-value of 5.2 substantially exceeds E-values reported in comparable surgical oncology observational studies — Li et al. reported an E-value of 2.0 for laparoscopic versus open hepatectomy [26] — indicating robustness to unmeasured confounding that exceeds most clinically plausible variables, including AJCC Stage IV [16].</w:t>
       </w:r>
     </w:p>
     <w:p>
@@ -1221,7 +1341,7 @@
         <w:pStyle w:val="BodyText"/>
       </w:pPr>
       <w:r>
-        <w:t xml:space="preserve">The central question — whether segmental/wedge resection provides comparable outcomes to major hepatectomy — is more difficult to answer. The adjusted HRs for segmental (0.23) and larger resection (0.24) were nearly identical, and this pattern was consistent across age bands ≥70, both HCC and ICC, and PSM analyses. However, the E-value for this within-surgery comparison is approximately 1.3, meaning a weak unmeasured confounder (RR ~1.3) could nullify the observed similarity. Such confounders are plausible: tumor proximity to major vasculature, segmental location, underlying liver function (Child-Pugh), and performance status — all absent from SEER — could meaningfully influence both the choice of resection extent and survival. This comparison should be interpreted as an adjusted observational comparison, not evidence of equivalence.</w:t>
+        <w:t xml:space="preserve">The more clinically relevant question — whether segmental/wedge resection provides comparable outcomes to major hepatectomy — remains unresolved by observational data. The adjusted HRs were nearly identical (segmental 0.23 vs larger 0.24), consistent across age ≥70, both cancer types, and PSM analyses. However, the E-value of approximately 1.3 for this comparison indicates that a weak confounder (risk ratio ~1.3) could fully account for the observed similarity. Such confounders are clinically plausible: tumor proximity to major vasculature, Child-Pugh grade, and performance status — all absent from SEER. A 2023 meta-analysis of 22 propensity-matched studies comparing anatomical versus non-anatomical resection for HCC found that anatomical resection improved 5-year OS (HR 0.84) and recurrence-free survival (HR 0.80), but this benefit disappeared in cirrhotic livers [27]. Our findings in an elderly population suggest that the survival advantage of more extensive resection is attenuated with age, consistent with a 2024 meta-analysis of 56 studies comparing resection outcomes in elderly versus non-elderly HCC patients, which found no significant OS difference on multivariable analysis (HR 1.26; 95% CI 0.92–1.74) and concluded that age alone should not contraindicate resection [28]. The surgery × cancer type interaction was non-significant (P = 0.206), but this should not be interpreted as evidence of equivalence across HCC and ICC. For ICC in particular, the numerically lower HR for segmental resection (0.22 vs 0.26 for larger) likely reflects confounding by tumor location rather than true superiority, as ICC surgical planning depends heavily on nodal status and biliary involvement — data not available in SEER [21]. These observational findings support parenchymal-sparing resection when anatomically feasible — a principle validated in colorectal liver metastasis surgery where parenchymal-sparing approaches demonstrate equivalent OS with a 3.4-fold reduction in 90-day mortality (RR 3.36) [29] — but do not establish equivalence between segmental and major hepatectomy, and should not be used to justify inadequate oncologic resection.</w:t>
       </w:r>
     </w:p>
     <w:p>
@@ -1229,7 +1349,19 @@
         <w:pStyle w:val="BodyText"/>
       </w:pPr>
       <w:r>
-        <w:t xml:space="preserve">The surgery × cancer type interaction was not significant (p=0.206), indicating that the relative effect of segmental versus larger resection did not differ detectably between HCC and ICC. However, a non-significant interaction does not confirm equivalence, and the study may be underpowered for this test within surgical subgroups. The ICC-specific finding — where the segmental HR (0.22) was numerically lower than larger HR (0.26) — is particularly susceptible to confounding, as ICC surgical planning depends heavily on tumor location and nodal status, data not available in SEER. This finding should not be interpreted as evidence that segmental resection is superior to larger resection for ICC.</w:t>
+        <w:t xml:space="preserve">The 4-model ensemble achieved an internal C-index of 0.756, only 0.017 higher than Cox regression alone, suggesting limited added value from complex ML methods in this setting. This marginal improvement is consistent with He et al., who reported a Cox-derived nomogram C-index of 0.739 in 1,985 elderly HCC patients [30], and Dong et al., whose XGBoost model achieved AUCs of 0.740–0.782 in 2,038 AFP-positive HCC patients without direct Cox comparison [31]. Direct benchmarking of four architectures against Cox in the same cohort informs the relative value of each approach. External validation results were sobering: C-indices of 0.595 (TCGA-LIHC) and 0.547 (ICGC-LIRI-JP, with confidence intervals crossing 0.5). Most SEER-derived ML models lack any external validation [30,31]; those that report</w:t>
+      </w:r>
+      <w:r>
+        <w:t xml:space="preserve"> </w:t>
+      </w:r>
+      <w:r>
+        <w:t xml:space="preserve">“external”</w:t>
+      </w:r>
+      <w:r>
+        <w:t xml:space="preserve"> </w:t>
+      </w:r>
+      <w:r>
+        <w:t xml:space="preserve">validation often use temporal splits within SEER (e.g., He et al. reported C-index 0.802 using 2016 vs 2010–2015 validation [30]), which overestimates generalizability. The gap between internal and external performance is partly attributable to predictor range restriction — surgery_any has zero variance in all-surgical cohorts — but the 7-point C-index difference between TCGA (US) and ICGC (Japan) indicates true population heterogeneity. SEER-trained models require population-specific recalibration before deployment in Asian cohorts, where HCC etiology (predominantly hepatitis B virus), staging practices, and baseline risk profiles differ substantially.</w:t>
       </w:r>
     </w:p>
     <w:p>
@@ -1237,16 +1369,40 @@
         <w:pStyle w:val="BodyText"/>
       </w:pPr>
       <w:r>
-        <w:t xml:space="preserve">The 4-model ensemble achieved C-index 0.756 internally, but this represents a marginal improvement of 0.017 over the Cox model alone. External validation was limited: TCGA-LIHC yielded C-index 0.595, and ICGC-LIRI-JP yielded C-index 0.547 (CI crossing 0.5), indicating that the model does not discriminate survivors from non-survivors in this Japanese cohort. The performance gap is partly attributable to predictor range restriction in all-surgical cohorts (surgery_any has zero variance), but even accounting for this, the models do not provide clinically useful discrimination in external populations. This limitation, combined with the absence of liver function and comorbidity data — variables known to be critical for hepatobiliary cancer prognosis [18,19] — constrains the clinical utility of the prediction models. Chemotherapy (HR 0.57) and radiation (HR 0.52) appeared protective, but this likely reflects selection of healthier patients for treatment rather than true efficacy, and these estimates should be interpreted with caution.</w:t>
-      </w:r>
-    </w:p>
-    <w:bookmarkStart w:id="30" w:name="strengths-and-limitations"/>
+        <w:t xml:space="preserve">Temporal trends showed improvement in median OS from 3 months (2004) to 12 months (2019), reflecting advances in systemic therapy — sorafenib (2007), lenvatinib, regorafenib, and immune checkpoint inhibitors [23,24] — before declining to 6 months during the COVID-19 era (2020–2022). This population-level decline is consistent with national data showing a 40%–50% reduction in new cancer diagnoses during the pandemic [25] and COVID-19 as an underlying or contributing cause in 9% and 17% of HCC deaths [32], respectively, and complements single-center reports that found no significant difference in perioperative outcomes but acknowledged diagnostic delays and deferred presentations [33].</w:t>
+      </w:r>
+    </w:p>
+    <w:p>
+      <w:pPr>
+        <w:pStyle w:val="BodyText"/>
+      </w:pPr>
+      <w:r>
+        <w:t xml:space="preserve">Our frailty analysis demonstrated that surgical benefit persists across all GRI strata: Fit HR 0.27, Pre-frail HR 0.32, Frail HR 0.33, with frail surgical patients gaining 13 months median OS (15m vs 2m). This finding aligns with a growing body of evidence that frailty assessment outperforms chronological age in predicting postoperative outcomes [34]; a multicenter study of 240 octogenarians undergoing hepatectomy for HCC found that frailty independently predicted OS (HR 2.38) and CSS (HR 2.20) [35]. However, our Geriatric Risk Index is a SEER-derived surrogate lacking functional assessment components (gait speed, grip strength, activities of daily living) that are central to validated frailty tools such as the Clinical Frailty Scale and the Hospital Frailty Risk Score [36,37]. The combined assessment of frailty and sarcopenia may further improve risk stratification, as demonstrated in hepatobiliary-pancreatic cancer surgery (OR 4.74 for complications in patients with both frailty and sarcopenia) [37].</w:t>
+      </w:r>
+    </w:p>
+    <w:p>
+      <w:pPr>
+        <w:pStyle w:val="BodyText"/>
+      </w:pPr>
+      <w:r>
+        <w:t xml:space="preserve">The race-stratified analysis revealed that NHAPI patients had the longest median survival with surgery (55 months), consistent with prior SEER studies demonstrating superior survival in Asian patients (adjusted HR 0.76 vs NHW) [38] and higher rates of surgical intervention [39]. Importantly, recent evidence underscores substantial heterogeneity within aggregated Asian/Pacific Islander categories: East Asian subgroups (Chinese, Japanese, Korean) have significantly better outcomes than Southeast Asian and Native Hawaiian/Pacific Islander populations [40]. As SEER does not permit disaggregation of NHAPI beyond a single category, our findings should be interpreted as a population-level observation that warrants further investigation with granular ethnic data.</w:t>
+      </w:r>
+    </w:p>
+    <w:p>
+      <w:pPr>
+        <w:pStyle w:val="BodyText"/>
+      </w:pPr>
+      <w:r>
+        <w:t xml:space="preserve">Our findings corroborate a recent meta-analysis of 56 studies comparing resection outcomes in elderly versus non-elderly HCC patients, which found no significant OS difference (HR 1.26, 95% CI 0.92–1.74) and concluded that age alone should not contraindicate resection [28]. Our study adds surgery-type-specific comparisons, causal sensitivity analysis, and external validation at substantially larger scale.</w:t>
+      </w:r>
+    </w:p>
+    <w:bookmarkStart w:id="31" w:name="limitations"/>
     <w:p>
       <w:pPr>
         <w:pStyle w:val="Heading3"/>
       </w:pPr>
       <w:r>
-        <w:t xml:space="preserve">Strengths and Limitations</w:t>
+        <w:t xml:space="preserve">Limitations</w:t>
       </w:r>
     </w:p>
     <w:p>
@@ -1254,7 +1410,7 @@
         <w:pStyle w:val="FirstParagraph"/>
       </w:pPr>
       <w:r>
-        <w:t xml:space="preserve">Key strengths include the population-based design (N=76,110, the largest such analysis to date), dual external validation cohorts, and multi-layered robustness assessment. Limitations include the absence of liver function variables (Child-Pugh, MELD) — the dominant determinants of surgical candidacy in HCC, where 80–90% of cases arise in cirrhotic livers [18,20]. SEER’s cirrhosis field captures only ~9% of the cohort, reflecting &gt;10-fold under-ascertainment, and we do not rely on this variable for confounding control in the primary analysis. The BCLC staging system [18,19] cannot be approximated in SEER. Additional limitations include: the inability to distinguish laparoscopic from open approach; incomplete lymph node data for ICC — a known quality metric [21]; the use of complete-case analysis (eTable 10 reports included vs. excluded comparisons); immortal time bias between diagnosis and intervention (partially mitigated by landmark analyses at 12/24 months); and all-surgical external validation cohorts that eliminate the model’s strongest predictor. Temporal trends across the 2004–2022 study period encompassed major changes in HCC management (sorafenib, immunotherapy); diagnosis year was not included as a covariate, which may introduce period effects on the estimated surgery benefit. The Geriatric Risk Index is an exploratory proxy that captures disease severity rather than physiologic frailty. Performance status, comorbidity burden, and resection margin status [22] are absent from all three data sources, representing a universal limitation in population-based hepatobiliary surgical research.</w:t>
+        <w:t xml:space="preserve">This study has several important limitations. First, liver function data (Child-Pugh class, MELD score) are absent from SEER. These variables are the dominant determinants of surgical candidacy in HCC, where 80%–90% of cases arise in cirrhotic livers [18,20]; their absence limits confounding control in the surgery-versus-none comparison and precludes definitive assessment of the segmental-versus-major comparison. Second, BCLC staging — the standard framework for HCC treatment allocation [19] — cannot be approximated from SEER variables. Third, the inability to distinguish laparoscopic from open approach and the absence of margin status [22] limit surgical granularity. Fourth, both external validation cohorts are all-surgical HCC samples, providing no information on model performance for ICC or for unresected patients. Fifth, diagnosis year was not included as a covariate, so temporal changes in management (chemotherapy, immunotherapy) may introduce period effects on the estimated surgery benefit. Sixth, performance status, comorbidity burden, and detailed tumor anatomy are unavailable across all three data sources, representing a universal constraint in population-based hepatobiliary research. These limitations are counterbalanced by the population-based sample size (among the largest such analyses to date), dual external validation, and multi-layered robustness assessment including E-value analysis with bounds exceeding most clinically plausible confounders.</w:t>
       </w:r>
     </w:p>
     <w:p>
@@ -1264,9 +1420,9 @@
         </w:pict>
       </w:r>
     </w:p>
-    <w:bookmarkEnd w:id="30"/>
     <w:bookmarkEnd w:id="31"/>
-    <w:bookmarkStart w:id="32" w:name="conclusions"/>
+    <w:bookmarkEnd w:id="32"/>
+    <w:bookmarkStart w:id="33" w:name="conclusions"/>
     <w:p>
       <w:pPr>
         <w:pStyle w:val="Heading2"/>
@@ -1280,7 +1436,7 @@
         <w:pStyle w:val="FirstParagraph"/>
       </w:pPr>
       <w:r>
-        <w:t xml:space="preserve">In this population-based analysis of 76,110 elderly patients with hepatobiliary cancer, any surgical resection was associated with a robust survival benefit (PSM-adjusted HR 0.35; E-value 5.2). Within the operated subgroup, segmental and larger resection showed similar adjusted survival in observational analyses. However, this within-surgery comparison is sensitive to unmeasured confounding (E-value ~1.3) and should not be interpreted as evidence of equivalence. The finding supports parenchymal-sparing approaches when anatomically feasible, but prospective studies with granular clinical data — including liver function, performance status, and tumor anatomy — are needed to inform the choice between segmental and major resection in elderly patients.</w:t>
+        <w:t xml:space="preserve">Surgical resection is associated with a large and robust survival benefit in elderly patients with hepatobiliary cancer. Segmental and major hepatectomy show similar adjusted survival in observational analyses, but this comparison is sensitive to unmeasured confounding (E-value ~1.3) and should not be interpreted as evidence of equivalence. These findings support parenchymal-sparing approaches when anatomically feasible. Prospective studies with granular clinical data — including liver function, performance status, and tumor anatomy — are needed to guide the choice of resection extent in this growing population.</w:t>
       </w:r>
     </w:p>
     <w:p>
@@ -1290,8 +1446,8 @@
         </w:pict>
       </w:r>
     </w:p>
-    <w:bookmarkEnd w:id="32"/>
-    <w:bookmarkStart w:id="33" w:name="references"/>
+    <w:bookmarkEnd w:id="33"/>
+    <w:bookmarkStart w:id="35" w:name="references"/>
     <w:p>
       <w:pPr>
         <w:pStyle w:val="Heading2"/>
@@ -1838,59 +1994,504 @@
       </w:r>
     </w:p>
     <w:p>
+      <w:pPr>
+        <w:pStyle w:val="Compact"/>
+        <w:numPr>
+          <w:ilvl w:val="0"/>
+          <w:numId w:val="1002"/>
+        </w:numPr>
+      </w:pPr>
+      <w:r>
+        <w:t xml:space="preserve">Llovet JM, Kelley RK, Villanueva A, et al. Hepatocellular carcinoma.</w:t>
+      </w:r>
+      <w:r>
+        <w:t xml:space="preserve"> </w:t>
+      </w:r>
+      <w:r>
+        <w:rPr>
+          <w:i/>
+          <w:iCs/>
+        </w:rPr>
+        <w:t xml:space="preserve">Nat Rev Dis Primers</w:t>
+      </w:r>
+      <w:r>
+        <w:t xml:space="preserve">. 2021;7(1):6. doi:10.1038/s41572-020-00240-3</w:t>
+      </w:r>
+    </w:p>
+    <w:p>
+      <w:pPr>
+        <w:pStyle w:val="Compact"/>
+        <w:numPr>
+          <w:ilvl w:val="0"/>
+          <w:numId w:val="1002"/>
+        </w:numPr>
+      </w:pPr>
+      <w:r>
+        <w:t xml:space="preserve">Finn RS, Qin S, Ikeda M, et al. Atezolizumab plus bevacizumab in unresectable hepatocellular carcinoma.</w:t>
+      </w:r>
+      <w:r>
+        <w:t xml:space="preserve"> </w:t>
+      </w:r>
+      <w:r>
+        <w:rPr>
+          <w:i/>
+          <w:iCs/>
+        </w:rPr>
+        <w:t xml:space="preserve">N Engl J Med</w:t>
+      </w:r>
+      <w:r>
+        <w:t xml:space="preserve">. 2020;382(20):1894–1905. doi:10.1056/NEJMoa1915745</w:t>
+      </w:r>
+    </w:p>
+    <w:p>
+      <w:pPr>
+        <w:pStyle w:val="Compact"/>
+        <w:numPr>
+          <w:ilvl w:val="0"/>
+          <w:numId w:val="1002"/>
+        </w:numPr>
+      </w:pPr>
+      <w:r>
+        <w:t xml:space="preserve">Kaufman HW, Chen Z, Niles J, Fesko Y. Changes in the number of US patients with newly identified cancer before and during the coronavirus disease 2019 (COVID-19) pandemic.</w:t>
+      </w:r>
+      <w:r>
+        <w:t xml:space="preserve"> </w:t>
+      </w:r>
+      <w:r>
+        <w:rPr>
+          <w:i/>
+          <w:iCs/>
+        </w:rPr>
+        <w:t xml:space="preserve">JAMA Netw Open</w:t>
+      </w:r>
+      <w:r>
+        <w:t xml:space="preserve">. 2020;3(8):e2017267. doi:10.1001/jamanetworkopen.2020.17267</w:t>
+      </w:r>
+    </w:p>
+    <w:p>
+      <w:pPr>
+        <w:pStyle w:val="Compact"/>
+        <w:numPr>
+          <w:ilvl w:val="0"/>
+          <w:numId w:val="1002"/>
+        </w:numPr>
+      </w:pPr>
+      <w:r>
+        <w:t xml:space="preserve">Li Y, Guo Y, Zhou J, et al. Laparoscopic versus open surgery for liver resection: a multicenter cohort study with E-value analysis.</w:t>
+      </w:r>
+      <w:r>
+        <w:t xml:space="preserve"> </w:t>
+      </w:r>
+      <w:r>
+        <w:rPr>
+          <w:i/>
+          <w:iCs/>
+        </w:rPr>
+        <w:t xml:space="preserve">Sci Rep</w:t>
+      </w:r>
+      <w:r>
+        <w:t xml:space="preserve">. 2024;14:26410. doi:10.1038/s41598-024-76260-w</w:t>
+      </w:r>
+    </w:p>
+    <w:p>
+      <w:pPr>
+        <w:pStyle w:val="Compact"/>
+        <w:numPr>
+          <w:ilvl w:val="0"/>
+          <w:numId w:val="1002"/>
+        </w:numPr>
+      </w:pPr>
+      <w:r>
+        <w:t xml:space="preserve">Shin SW, Kim TS, Ahn KS, Kim YH, Kang KJ. Effect of anatomical liver resection for hepatocellular carcinoma: a systematic review and meta-analysis.</w:t>
+      </w:r>
+      <w:r>
+        <w:t xml:space="preserve"> </w:t>
+      </w:r>
+      <w:r>
+        <w:rPr>
+          <w:i/>
+          <w:iCs/>
+        </w:rPr>
+        <w:t xml:space="preserve">Int J Surg</w:t>
+      </w:r>
+      <w:r>
+        <w:t xml:space="preserve">. 2023;109(9):2784–2793. doi:10.1097/JS9.0000000000000503</w:t>
+      </w:r>
+    </w:p>
+    <w:p>
+      <w:pPr>
+        <w:pStyle w:val="Compact"/>
+        <w:numPr>
+          <w:ilvl w:val="0"/>
+          <w:numId w:val="1002"/>
+        </w:numPr>
+      </w:pPr>
+      <w:r>
+        <w:t xml:space="preserve">Lee JS, Park DA, Ryoo S, et al. Efficacy and safety of surgical resection in elderly patients with hepatocellular carcinoma: a systematic review and meta-analysis.</w:t>
+      </w:r>
+      <w:r>
+        <w:t xml:space="preserve"> </w:t>
+      </w:r>
+      <w:r>
+        <w:rPr>
+          <w:i/>
+          <w:iCs/>
+        </w:rPr>
+        <w:t xml:space="preserve">Gut Liver</w:t>
+      </w:r>
+      <w:r>
+        <w:t xml:space="preserve">. 2024;18(4):695–708. doi:10.5009/gnl230485</w:t>
+      </w:r>
+    </w:p>
+    <w:p>
+      <w:pPr>
+        <w:pStyle w:val="Compact"/>
+        <w:numPr>
+          <w:ilvl w:val="0"/>
+          <w:numId w:val="1002"/>
+        </w:numPr>
+      </w:pPr>
+      <w:r>
+        <w:t xml:space="preserve">Deng G, Li H, Jia GQ, et al. Parenchymal-sparing versus extended hepatectomy for colorectal liver metastases: a systematic review and meta-analysis.</w:t>
+      </w:r>
+      <w:r>
+        <w:t xml:space="preserve"> </w:t>
+      </w:r>
+      <w:r>
+        <w:rPr>
+          <w:i/>
+          <w:iCs/>
+        </w:rPr>
+        <w:t xml:space="preserve">Cancer Med</w:t>
+      </w:r>
+      <w:r>
+        <w:t xml:space="preserve">. 2019;8:6165–6175. doi:10.1002/cam4.2515</w:t>
+      </w:r>
+    </w:p>
+    <w:p>
+      <w:pPr>
+        <w:pStyle w:val="Compact"/>
+        <w:numPr>
+          <w:ilvl w:val="0"/>
+          <w:numId w:val="1002"/>
+        </w:numPr>
+      </w:pPr>
+      <w:r>
+        <w:t xml:space="preserve">He T, Chen T, Liu X, et al. A web-based prediction model for cancer-specific survival of elderly patients with early hepatocellular carcinoma: a study based on SEER database.</w:t>
+      </w:r>
+      <w:r>
+        <w:t xml:space="preserve"> </w:t>
+      </w:r>
+      <w:r>
+        <w:rPr>
+          <w:i/>
+          <w:iCs/>
+        </w:rPr>
+        <w:t xml:space="preserve">Front Public Health</w:t>
+      </w:r>
+      <w:r>
+        <w:t xml:space="preserve">. 2022;9:789026. doi:10.3389/fpubh.2021.789026</w:t>
+      </w:r>
+    </w:p>
+    <w:p>
+      <w:pPr>
+        <w:pStyle w:val="Compact"/>
+        <w:numPr>
+          <w:ilvl w:val="0"/>
+          <w:numId w:val="1002"/>
+        </w:numPr>
+      </w:pPr>
+      <w:r>
+        <w:t xml:space="preserve">Dong B, Zhang H, Duan Y, et al. Development of a machine learning-based model to predict prognosis of alpha-fetoprotein-positive hepatocellular carcinoma.</w:t>
+      </w:r>
+      <w:r>
+        <w:t xml:space="preserve"> </w:t>
+      </w:r>
+      <w:r>
+        <w:rPr>
+          <w:i/>
+          <w:iCs/>
+        </w:rPr>
+        <w:t xml:space="preserve">J Transl Med</w:t>
+      </w:r>
+      <w:r>
+        <w:t xml:space="preserve">. 2024;22:455. doi:10.1186/s12967-024-05203-w</w:t>
+      </w:r>
+    </w:p>
+    <w:p>
+      <w:pPr>
+        <w:pStyle w:val="Compact"/>
+        <w:numPr>
+          <w:ilvl w:val="0"/>
+          <w:numId w:val="1002"/>
+        </w:numPr>
+      </w:pPr>
+      <w:r>
+        <w:t xml:space="preserve">Kim D, Manikat R, Wijarnpreecha K, et al. Burden of mortality from hepatocellular carcinoma and biliary tract cancers by race and ethnicity and sex in US, 2018-2023.</w:t>
+      </w:r>
+      <w:r>
+        <w:t xml:space="preserve"> </w:t>
+      </w:r>
+      <w:r>
+        <w:rPr>
+          <w:i/>
+          <w:iCs/>
+        </w:rPr>
+        <w:t xml:space="preserve">Clin Mol Hepatol</w:t>
+      </w:r>
+      <w:r>
+        <w:t xml:space="preserve">. 2024;30(4):756–770. doi:10.3350/cmh.2024.0318</w:t>
+      </w:r>
+    </w:p>
+    <w:p>
+      <w:pPr>
+        <w:pStyle w:val="Compact"/>
+        <w:numPr>
+          <w:ilvl w:val="0"/>
+          <w:numId w:val="1002"/>
+        </w:numPr>
+      </w:pPr>
+      <w:r>
+        <w:t xml:space="preserve">Ramouz A, Fakour S, Jafari M, et al. Surgical management of primary liver cancers during the COVID-19 pandemic: overcoming the dilemma with standardization.</w:t>
+      </w:r>
+      <w:r>
+        <w:t xml:space="preserve"> </w:t>
+      </w:r>
+      <w:r>
+        <w:rPr>
+          <w:i/>
+          <w:iCs/>
+        </w:rPr>
+        <w:t xml:space="preserve">HPB (Oxford)</w:t>
+      </w:r>
+      <w:r>
+        <w:t xml:space="preserve">. 2023;25(8):937–946. doi:10.1016/j.hpb.2023.04.007</w:t>
+      </w:r>
+    </w:p>
+    <w:p>
+      <w:pPr>
+        <w:pStyle w:val="Compact"/>
+        <w:numPr>
+          <w:ilvl w:val="0"/>
+          <w:numId w:val="1002"/>
+        </w:numPr>
+      </w:pPr>
+      <w:r>
+        <w:t xml:space="preserve">Lunca S, Morarasu S, Zaharia R, et al. Should we fear the frail? A review on the impact of frailty on liver surgery.</w:t>
+      </w:r>
+      <w:r>
+        <w:t xml:space="preserve"> </w:t>
+      </w:r>
+      <w:r>
+        <w:rPr>
+          <w:i/>
+          <w:iCs/>
+        </w:rPr>
+        <w:t xml:space="preserve">Med Sci</w:t>
+      </w:r>
+      <w:r>
+        <w:t xml:space="preserve">. 2025;13(4):253. doi:10.3390/medsci13040253</w:t>
+      </w:r>
+    </w:p>
+    <w:p>
+      <w:pPr>
+        <w:pStyle w:val="Compact"/>
+        <w:numPr>
+          <w:ilvl w:val="0"/>
+          <w:numId w:val="1002"/>
+        </w:numPr>
+      </w:pPr>
+      <w:r>
+        <w:t xml:space="preserve">Yang YF, Zhang P, Wu B, et al. Preoperative frailty as a key predictor of short- and long-term outcomes among octogenarians undergoing hepatectomy for hepatocellular carcinoma: a multicenter comprehensive analysis.</w:t>
+      </w:r>
+      <w:r>
+        <w:t xml:space="preserve"> </w:t>
+      </w:r>
+      <w:r>
+        <w:rPr>
+          <w:i/>
+          <w:iCs/>
+        </w:rPr>
+        <w:t xml:space="preserve">HPB</w:t>
+      </w:r>
+      <w:r>
+        <w:t xml:space="preserve">. 2024;26(12):1495–1504. doi:10.1016/j.hpb.2024.08.010</w:t>
+      </w:r>
+    </w:p>
+    <w:p>
+      <w:pPr>
+        <w:pStyle w:val="Compact"/>
+        <w:numPr>
+          <w:ilvl w:val="0"/>
+          <w:numId w:val="1002"/>
+        </w:numPr>
+      </w:pPr>
+      <w:r>
+        <w:t xml:space="preserve">Wells CI, O’Grady G, Rahiri JL, et al. Age, frailty, and comorbidity as predictors of mortality and failure to rescue after gastrointestinal cancer surgery: a national retrospective cohort study.</w:t>
+      </w:r>
+      <w:r>
+        <w:t xml:space="preserve"> </w:t>
+      </w:r>
+      <w:r>
+        <w:rPr>
+          <w:i/>
+          <w:iCs/>
+        </w:rPr>
+        <w:t xml:space="preserve">World J Surg</w:t>
+      </w:r>
+      <w:r>
+        <w:t xml:space="preserve">. 2026;50(3):702–712. doi:10.1002/wjs.70268</w:t>
+      </w:r>
+    </w:p>
+    <w:p>
+      <w:pPr>
+        <w:pStyle w:val="Compact"/>
+        <w:numPr>
+          <w:ilvl w:val="0"/>
+          <w:numId w:val="1002"/>
+        </w:numPr>
+      </w:pPr>
+      <w:r>
+        <w:t xml:space="preserve">Harimoto N, Sugimachi K, Nishijima TF, et al. Combined effect of frailty and sarcopenia on postoperative complications in older adults undergoing hepato-biliary-pancreatic cancer surgery.</w:t>
+      </w:r>
+      <w:r>
+        <w:t xml:space="preserve"> </w:t>
+      </w:r>
+      <w:r>
+        <w:rPr>
+          <w:i/>
+          <w:iCs/>
+        </w:rPr>
+        <w:t xml:space="preserve">Ann Gastroenterol Surg</w:t>
+      </w:r>
+      <w:r>
+        <w:t xml:space="preserve">. 2025;9(3):587–594. doi:10.1002/ags3.12897</w:t>
+      </w:r>
+    </w:p>
+    <w:p>
+      <w:pPr>
+        <w:pStyle w:val="Compact"/>
+        <w:numPr>
+          <w:ilvl w:val="0"/>
+          <w:numId w:val="1002"/>
+        </w:numPr>
+      </w:pPr>
+      <w:r>
+        <w:t xml:space="preserve">Xu L, Kim Y, Spolverato G, et al. Racial disparities in treatment and survival of patients with hepatocellular carcinoma in the United States.</w:t>
+      </w:r>
+      <w:r>
+        <w:t xml:space="preserve"> </w:t>
+      </w:r>
+      <w:r>
+        <w:rPr>
+          <w:i/>
+          <w:iCs/>
+        </w:rPr>
+        <w:t xml:space="preserve">Hepatobiliary Surg Nutr</w:t>
+      </w:r>
+      <w:r>
+        <w:t xml:space="preserve">. 2016;5(1):43–52. doi:10.3978/j.issn.2304-3881.2015.08.05</w:t>
+      </w:r>
+    </w:p>
+    <w:p>
+      <w:pPr>
+        <w:pStyle w:val="Compact"/>
+        <w:numPr>
+          <w:ilvl w:val="0"/>
+          <w:numId w:val="1002"/>
+        </w:numPr>
+      </w:pPr>
+      <w:r>
+        <w:t xml:space="preserve">Wang Y, et al. Racial and ethnic disparities in hepatobiliary cancer.</w:t>
+      </w:r>
+      <w:r>
+        <w:t xml:space="preserve"> </w:t>
+      </w:r>
+      <w:r>
+        <w:rPr>
+          <w:i/>
+          <w:iCs/>
+        </w:rPr>
+        <w:t xml:space="preserve">J Clin Oncol</w:t>
+      </w:r>
+      <w:r>
+        <w:t xml:space="preserve">. 2022;40(16_suppl):e16221. doi:10.1200/JCO.2022.40.16_suppl.e16221</w:t>
+      </w:r>
+    </w:p>
+    <w:p>
+      <w:pPr>
+        <w:pStyle w:val="Heading2"/>
+        <w:numPr>
+          <w:ilvl w:val="0"/>
+          <w:numId w:val="1002"/>
+        </w:numPr>
+      </w:pPr>
+      <w:bookmarkStart w:id="34" w:name="X961b9f63a7dca3a128573c5face9c2cadc65693"/>
+      <w:r>
+        <w:t xml:space="preserve">Sempokuya T, Pan JJ, et al. Disparities in hepatocellular carcinoma outcomes among subgroups of Asians and Pacific Islanders: a SEER database study.</w:t>
+      </w:r>
+      <w:r>
+        <w:t xml:space="preserve"> </w:t>
+      </w:r>
+      <w:r>
+        <w:rPr>
+          <w:i/>
+          <w:iCs/>
+        </w:rPr>
+        <w:t xml:space="preserve">J Immigrant Minority Health</w:t>
+      </w:r>
+      <w:r>
+        <w:t xml:space="preserve">. 2023;25:1042–1051. doi:10.1007/s10903-023-01478-1</w:t>
+      </w:r>
+      <w:bookmarkEnd w:id="34"/>
+    </w:p>
+    <w:bookmarkEnd w:id="35"/>
+    <w:bookmarkStart w:id="36" w:name="supplementary-material"/>
+    <w:p>
+      <w:pPr>
+        <w:pStyle w:val="Heading2"/>
+      </w:pPr>
+      <w:r>
+        <w:t xml:space="preserve">SUPPLEMENTARY MATERIAL</w:t>
+      </w:r>
+    </w:p>
+    <w:p>
+      <w:pPr>
+        <w:pStyle w:val="FirstParagraph"/>
+      </w:pPr>
+      <w:r>
+        <w:rPr>
+          <w:b/>
+          <w:bCs/>
+        </w:rPr>
+        <w:t xml:space="preserve">eFigure 1–10</w:t>
+      </w:r>
+      <w:r>
+        <w:t xml:space="preserve">: CONSORT Diagram, SHAP Feature Importance, Model Analysis (5-Fold CV + Competing Risk), Model Calibration, Comprehensive Analysis Overview (PSM + HBI), Subgroup Interaction Forest Plot, Subgroup KM Survival (AFP/Chemotherapy/Race), Age-Dependent Surgery Benefit &amp; Temporal Trends, Landmark Conditional Survival &amp; Frailty Stratification, Clinical Nomogram (10 panels)</w:t>
+      </w:r>
+    </w:p>
+    <w:p>
+      <w:pPr>
+        <w:pStyle w:val="BodyText"/>
+      </w:pPr>
+      <w:r>
+        <w:rPr>
+          <w:b/>
+          <w:bCs/>
+        </w:rPr>
+        <w:t xml:space="preserve">eTable 1–9</w:t>
+      </w:r>
+      <w:r>
+        <w:t xml:space="preserve">: Full Baseline Characteristics, Complete Multivariate Cox, Stratified E-values, Model Specification Robustness, Leave-One-Out Analysis, Geographic Practice Variation, Model Hyperparameters, Schoenfeld Residual Tests, Clinical Decision Matrix (9 tables)</w:t>
+      </w:r>
+    </w:p>
+    <w:p>
       <w:r>
         <w:pict>
           <v:rect style="width:0;height:1.5pt" o:hralign="center" o:hrstd="t" o:hr="t"/>
         </w:pict>
       </w:r>
     </w:p>
-    <w:bookmarkEnd w:id="33"/>
-    <w:bookmarkStart w:id="34" w:name="supplementary-material"/>
-    <w:p>
-      <w:pPr>
-        <w:pStyle w:val="Heading2"/>
-      </w:pPr>
-      <w:r>
-        <w:t xml:space="preserve">SUPPLEMENTARY MATERIAL</w:t>
-      </w:r>
-    </w:p>
-    <w:p>
-      <w:pPr>
-        <w:pStyle w:val="FirstParagraph"/>
-      </w:pPr>
-      <w:r>
-        <w:rPr>
-          <w:b/>
-          <w:bCs/>
-        </w:rPr>
-        <w:t xml:space="preserve">eFigure 1–9</w:t>
-      </w:r>
-      <w:r>
-        <w:t xml:space="preserve">: CONSORT Diagram, PSM Love Plot, 5-Fold CV, SHAP Analysis, External Validation Detail, Temporal Trends + COVID, Geriatric Risk Index, Age-Surgery RCS + Competing Risk CIF, Model Calibration</w:t>
-      </w:r>
-    </w:p>
-    <w:p>
-      <w:pPr>
-        <w:pStyle w:val="BodyText"/>
-      </w:pPr>
-      <w:r>
-        <w:rPr>
-          <w:b/>
-          <w:bCs/>
-        </w:rPr>
-        <w:t xml:space="preserve">eTable 1–10</w:t>
-      </w:r>
-      <w:r>
-        <w:t xml:space="preserve">: Full Baseline Characteristics, Complete Multivariate Cox, Stratified E-values, Model Specification Robustness, Leave-One-Out Analysis, Geographic Practice Variation, Model Hyperparameters, Schoenfeld + Landmark, Clinical Decision Matrix, Included vs. Excluded Patient Comparison</w:t>
-      </w:r>
-    </w:p>
-    <w:p>
-      <w:r>
-        <w:pict>
-          <v:rect style="width:0;height:1.5pt" o:hralign="center" o:hrstd="t" o:hr="t"/>
-        </w:pict>
-      </w:r>
-    </w:p>
     <w:p>
       <w:pPr>
         <w:pStyle w:val="FirstParagraph"/>
@@ -1984,11 +2585,9 @@
         <w:t xml:space="preserve">: SEER data: seer.cancer.gov (Research Plus Data, November 2024 submission). TCGA-LIHC: portal.gdc.cancer.gov. ICGC-LIRI-JP: dcc.icgc.org. Analysis code: github.com/woodhaha/hepatobiliary-cancer-seer-analysis.</w:t>
       </w:r>
     </w:p>
-    <w:bookmarkEnd w:id="34"/>
-    <w:bookmarkEnd w:id="35"/>
+    <w:bookmarkEnd w:id="36"/>
+    <w:bookmarkEnd w:id="37"/>
     <w:sectPr>
-      <w:headerReference w:type="default" r:id="rId9"/>
-      <w:footerReference w:type="default" r:id="rId10"/>
       <w:footnotePr>
         <w:numRestart w:val="eachSect"/>
       </w:footnotePr>
@@ -2001,16 +2600,6 @@
 <w:comments xmlns:w="http://schemas.openxmlformats.org/wordprocessingml/2006/main" xmlns:m="http://schemas.openxmlformats.org/officeDocument/2006/math" xmlns:r="http://schemas.openxmlformats.org/officeDocument/2006/relationships" xmlns:o="urn:schemas-microsoft-com:office:office" xmlns:v="urn:schemas-microsoft-com:vml" xmlns:w10="urn:schemas-microsoft-com:office:word" xmlns:a="http://schemas.openxmlformats.org/drawingml/2006/main" xmlns:pic="http://schemas.openxmlformats.org/drawingml/2006/picture" xmlns:wp="http://schemas.openxmlformats.org/drawingml/2006/wordprocessingDrawing"/>
 </file>
 
-<file path=word/footer1.xml><?xml version="1.0" encoding="utf-8"?>
-<w:ftr xmlns:m="http://schemas.openxmlformats.org/officeDocument/2006/math" xmlns:mc="http://schemas.openxmlformats.org/markup-compatibility/2006" xmlns:mo="http://schemas.microsoft.com/office/mac/office/2008/main" xmlns:mv="urn:schemas-microsoft-com:mac:vml" xmlns:o="urn:schemas-microsoft-com:office:office" xmlns:r="http://schemas.openxmlformats.org/officeDocument/2006/relationships" xmlns:v="urn:schemas-microsoft-com:vml" xmlns:w10="urn:schemas-microsoft-com:office:word" xmlns:w14="http://schemas.microsoft.com/office/word/2010/wordml" xmlns:w="http://schemas.openxmlformats.org/wordprocessingml/2006/main" xmlns:wne="http://schemas.microsoft.com/office/word/2006/wordml" xmlns:wp14="http://schemas.microsoft.com/office/word/2010/wordprocessingDrawing" xmlns:wp="http://schemas.openxmlformats.org/drawingml/2006/wordprocessingDrawing" xmlns:wpc="http://schemas.microsoft.com/office/word/2010/wordprocessingCanvas" xmlns:wpg="http://schemas.microsoft.com/office/word/2010/wordprocessingGroup" xmlns:wpi="http://schemas.microsoft.com/office/word/2010/wordprocessingInk" xmlns:wps="http://schemas.microsoft.com/office/word/2010/wordprocessingShape" mc:Ignorable="w14 wp14">
-  <w:p>
-    <w:pPr>
-      <w:pStyle w:val="Footer"/>
-    </w:pPr>
-  </w:p>
-</w:ftr>
-</file>
-
 <file path=word/footnotes.xml><?xml version="1.0" encoding="utf-8"?>
 <w:footnotes xmlns:w="http://schemas.openxmlformats.org/wordprocessingml/2006/main" xmlns:m="http://schemas.openxmlformats.org/officeDocument/2006/math" xmlns:r="http://schemas.openxmlformats.org/officeDocument/2006/relationships" xmlns:o="urn:schemas-microsoft-com:office:office" xmlns:v="urn:schemas-microsoft-com:vml" xmlns:w10="urn:schemas-microsoft-com:office:word" xmlns:a="http://schemas.openxmlformats.org/drawingml/2006/main" xmlns:pic="http://schemas.openxmlformats.org/drawingml/2006/picture" xmlns:wp="http://schemas.openxmlformats.org/drawingml/2006/wordprocessingDrawing">
   <w:footnote w:type="continuationSeparator" w:id="0">
@@ -2028,16 +2617,6 @@
     </w:p>
   </w:footnote>
 </w:footnotes>
-</file>
-
-<file path=word/header1.xml><?xml version="1.0" encoding="utf-8"?>
-<w:hdr xmlns:m="http://schemas.openxmlformats.org/officeDocument/2006/math" xmlns:mc="http://schemas.openxmlformats.org/markup-compatibility/2006" xmlns:mo="http://schemas.microsoft.com/office/mac/office/2008/main" xmlns:mv="urn:schemas-microsoft-com:mac:vml" xmlns:o="urn:schemas-microsoft-com:office:office" xmlns:r="http://schemas.openxmlformats.org/officeDocument/2006/relationships" xmlns:v="urn:schemas-microsoft-com:vml" xmlns:w10="urn:schemas-microsoft-com:office:word" xmlns:w14="http://schemas.microsoft.com/office/word/2010/wordml" xmlns:w="http://schemas.openxmlformats.org/wordprocessingml/2006/main" xmlns:wne="http://schemas.microsoft.com/office/word/2006/wordml" xmlns:wp14="http://schemas.microsoft.com/office/word/2010/wordprocessingDrawing" xmlns:wp="http://schemas.openxmlformats.org/drawingml/2006/wordprocessingDrawing" xmlns:wpc="http://schemas.microsoft.com/office/word/2010/wordprocessingCanvas" xmlns:wpg="http://schemas.microsoft.com/office/word/2010/wordprocessingGroup" xmlns:wpi="http://schemas.microsoft.com/office/word/2010/wordprocessingInk" xmlns:wps="http://schemas.microsoft.com/office/word/2010/wordprocessingShape" mc:Ignorable="w14 wp14">
-  <w:p>
-    <w:pPr>
-      <w:pStyle w:val="Header"/>
-    </w:pPr>
-  </w:p>
-</w:hdr>
 </file>
 
 <file path=word/numbering.xml><?xml version="1.0" encoding="utf-8"?>

--- a/05_Submission/manuscript.docx
+++ b/05_Submission/manuscript.docx
@@ -296,7 +296,7 @@
         <w:t xml:space="preserve">Word count</w:t>
       </w:r>
       <w:r>
-        <w:t xml:space="preserve">: Abstract 249 | Text ~3,500 | Figures 5 | Tables 3 | References 40</w:t>
+        <w:t xml:space="preserve">: Abstract 249 | Text ~5,200 | Figures 5 | Tables 3 | References 40</w:t>
       </w:r>
     </w:p>
     <w:p>
@@ -1333,7 +1333,7 @@
         <w:pStyle w:val="FirstParagraph"/>
       </w:pPr>
       <w:r>
-        <w:t xml:space="preserve">In this population-based analysis of 76,110 elderly patients with hepatobiliary cancer, surgical resection was associated with a large and robust survival benefit (PSM-adjusted HR 0.35; E-value 5.2). This finding confirms prior SEER-based reports [5,6] and extends them across all age bands up to 80+ years, both HCC and ICC, and all frailty strata. Zhang et al. reported nearly identical adjusted HRs for segmental (0.25) and larger resection (0.27) in 2,371 elderly HCC patients [5]; our analysis of 76,110 patients reproduces this pattern (0.23 vs 0.24) while extending it to ICC. The E-value of 5.2 substantially exceeds E-values reported in comparable surgical oncology observational studies — Li et al. reported an E-value of 2.0 for laparoscopic versus open hepatectomy [26] — indicating robustness to unmeasured confounding that exceeds most clinically plausible variables, including AJCC Stage IV [16].</w:t>
+        <w:t xml:space="preserve">In this population-based analysis of 76,110 elderly patients with hepatobiliary cancer, surgical resection was associated with a large survival benefit (PSM-adjusted HR 0.35; E-value 5.2). This finding confirms prior SEER-based reports [5,6] and extends them across all age bands up to 80+ years, both HCC and ICC, and all frailty strata. Zhang et al. reported nearly identical adjusted HRs for segmental (0.25) and larger resection (0.27) in 2,371 elderly HCC patients [5]; our analysis of 76,110 patients reproduces this pattern (0.23 vs 0.24) while extending it to ICC. The E-value of 5.2 substantially exceeds E-values reported in comparable surgical oncology observational studies — Li et al. reported an E-value of 2.0 for laparoscopic versus open hepatectomy [26] — indicating robustness to unmeasured confounding that exceeds most clinically plausible variables, including AJCC Stage IV [16].</w:t>
       </w:r>
     </w:p>
     <w:p>
